--- a/analysis/Security_Tests.docx
+++ b/analysis/Security_Tests.docx
@@ -1601,7 +1601,7 @@
     <lcf76f155ced4ddcb4097134ff3c332f xmlns="3d161086-4829-409f-9f75-5bde88dcb151">
       <Terms xmlns="http://schemas.microsoft.com/office/infopath/2007/PartnerControls"/>
     </lcf76f155ced4ddcb4097134ff3c332f>
-    <TaxCatchAll xmlns="42d8e6db-7b1e-4a51-8fbb-e5e83cc76820"/>
+    <TaxCatchAll xmlns="42d8e6db-7b1e-4a51-8fbb-e5e83cc76820" xsi:nil="true"/>
   </documentManagement>
 </p:properties>
 </file>
